--- a/medias/CV-Raphaël-TAMESSE new.docx
+++ b/medias/CV-Raphaël-TAMESSE new.docx
@@ -405,7 +405,7 @@
                                     <pic:cNvPicPr/>
                                   </pic:nvPicPr>
                                   <pic:blipFill>
-                                    <a:blip r:embed="rId5"/>
+                                    <a:blip r:embed="rId6"/>
                                     <a:stretch>
                                       <a:fillRect/>
                                     </a:stretch>
@@ -1036,7 +1036,7 @@
                               </w:rPr>
                               <w:t xml:space="preserve">     </w:t>
                             </w:r>
-                            <w:hyperlink r:id="rId6" w:history="1">
+                            <w:hyperlink r:id="rId7" w:history="1">
                               <w:r>
                                 <w:rPr>
                                   <w:rStyle w:val="Lienhypertexte"/>
@@ -1167,7 +1167,7 @@
                               </w:rPr>
                               <w:t xml:space="preserve"> </w:t>
                             </w:r>
-                            <w:hyperlink r:id="rId7" w:history="1">
+                            <w:hyperlink r:id="rId8" w:history="1">
                               <w:r>
                                 <w:rPr>
                                   <w:rStyle w:val="Lienhypertexte"/>
@@ -1177,18 +1177,7 @@
                                   <w:szCs w:val="20"/>
                                   <w:lang w:val="it-IT"/>
                                 </w:rPr>
-                                <w:t>Port</w:t>
-                              </w:r>
-                              <w:r>
-                                <w:rPr>
-                                  <w:rStyle w:val="Lienhypertexte"/>
-                                  <w:rFonts w:ascii="Roboto Condensed" w:eastAsia="Roboto Condensed" w:hAnsi="Roboto Condensed" w:cs="Roboto Condensed"/>
-                                  <w:color w:val="FFFFFF" w:themeColor="background1"/>
-                                  <w:sz w:val="20"/>
-                                  <w:szCs w:val="20"/>
-                                  <w:lang w:val="it-IT"/>
-                                </w:rPr>
-                                <w:t>folio</w:t>
+                                <w:t>Portfolio</w:t>
                               </w:r>
                             </w:hyperlink>
                           </w:p>
@@ -2640,7 +2629,7 @@
                         </w:rPr>
                         <w:t xml:space="preserve">     </w:t>
                       </w:r>
-                      <w:hyperlink r:id="rId8" w:history="1">
+                      <w:hyperlink r:id="rId9" w:history="1">
                         <w:r>
                           <w:rPr>
                             <w:rStyle w:val="Lienhypertexte"/>
@@ -2771,7 +2760,7 @@
                         </w:rPr>
                         <w:t xml:space="preserve"> </w:t>
                       </w:r>
-                      <w:hyperlink r:id="rId9" w:history="1">
+                      <w:hyperlink r:id="rId10" w:history="1">
                         <w:r>
                           <w:rPr>
                             <w:rStyle w:val="Lienhypertexte"/>
@@ -5104,8 +5093,10 @@
           <w:szCs w:val="20"/>
           <w:lang w:val="fr-FR"/>
         </w:rPr>
-        <w:t>09/2024 - 09/2026</w:t>
-      </w:r>
+        <w:t>09/2024 - 09/2025</w:t>
+      </w:r>
+      <w:bookmarkStart w:id="0" w:name="_GoBack"/>
+      <w:bookmarkEnd w:id="0"/>
       <w:r>
         <w:rPr>
           <w:rStyle w:val="span"/>
@@ -5953,8 +5944,6 @@
         </w:rPr>
         <w:t>Gestion de la classe</w:t>
       </w:r>
-      <w:bookmarkStart w:id="0" w:name="_GoBack"/>
-      <w:bookmarkEnd w:id="0"/>
     </w:p>
     <w:p>
       <w:pPr>
@@ -6508,18 +6497,7 @@
           <w:szCs w:val="20"/>
           <w:lang w:val="fr-FR"/>
         </w:rPr>
-        <w:t>|</w:t>
-      </w:r>
-      <w:r>
-        <w:rPr>
-          <w:rStyle w:val="span"/>
-          <w:rFonts w:ascii="Roboto Condensed" w:eastAsia="Roboto Condensed" w:hAnsi="Roboto Condensed" w:cs="Roboto Condensed"/>
-          <w:color w:val="000000"/>
-          <w:sz w:val="20"/>
-          <w:szCs w:val="20"/>
-          <w:lang w:val="fr-FR"/>
-        </w:rPr>
-        <w:t xml:space="preserve"> </w:t>
+        <w:t xml:space="preserve">| </w:t>
       </w:r>
       <w:r>
         <w:rPr>

--- a/medias/CV-Raphaël-TAMESSE new.docx
+++ b/medias/CV-Raphaël-TAMESSE new.docx
@@ -97,11 +97,10 @@
         <w:rPr>
           <w:rStyle w:val="documentrightcell"/>
           <w:rFonts w:ascii="Roboto Condensed" w:eastAsia="Roboto Condensed" w:hAnsi="Roboto Condensed" w:cs="Roboto Condensed"/>
-          <w:b/>
-          <w:color w:val="17365D" w:themeColor="text2" w:themeShade="BF"/>
-          <w:sz w:val="30"/>
-          <w:szCs w:val="30"/>
-          <w:lang w:val="fr-FR"/>
+          <w:color w:val="000000"/>
+          <w:sz w:val="32"/>
+          <w:szCs w:val="32"/>
+          <w:lang w:val="it-IT"/>
         </w:rPr>
       </w:pPr>
       <w:r>
@@ -110,8 +109,8 @@
           <w:b/>
           <w:noProof/>
           <w:color w:val="1F497D" w:themeColor="text2"/>
-          <w:sz w:val="28"/>
-          <w:szCs w:val="28"/>
+          <w:sz w:val="32"/>
+          <w:szCs w:val="32"/>
           <w:lang w:val="fr-FR" w:eastAsia="fr-FR"/>
         </w:rPr>
         <mc:AlternateContent>
@@ -251,8 +250,8 @@
           <w:b/>
           <w:noProof/>
           <w:color w:val="1F497D" w:themeColor="text2"/>
-          <w:sz w:val="28"/>
-          <w:szCs w:val="28"/>
+          <w:sz w:val="32"/>
+          <w:szCs w:val="32"/>
           <w:lang w:val="fr-FR" w:eastAsia="fr-FR"/>
         </w:rPr>
         <mc:AlternateContent>
@@ -318,7 +317,7 @@
                                 <wp:inline distT="0" distB="0" distL="0" distR="0" wp14:anchorId="3B8936F5" wp14:editId="6F73D710">
                                   <wp:extent cx="1877111" cy="1825625"/>
                                   <wp:effectExtent l="0" t="0" r="8890" b="3175"/>
-                                  <wp:docPr id="20" name="Image 20"/>
+                                  <wp:docPr id="3" name="Image 3"/>
                                   <wp:cNvGraphicFramePr>
                                     <a:graphicFrameLocks xmlns:a="http://schemas.openxmlformats.org/drawingml/2006/main" noChangeAspect="1"/>
                                   </wp:cNvGraphicFramePr>
@@ -433,17 +432,19 @@
           </mc:Fallback>
         </mc:AlternateContent>
       </w:r>
+      <w:bookmarkStart w:id="0" w:name="_GoBack"/>
+      <w:bookmarkEnd w:id="0"/>
       <w:r>
         <w:rPr>
           <w:rStyle w:val="span"/>
           <w:rFonts w:ascii="Roboto Condensed" w:eastAsia="Roboto Condensed" w:hAnsi="Roboto Condensed" w:cs="Roboto Condensed"/>
           <w:b/>
           <w:color w:val="17365D" w:themeColor="text2" w:themeShade="BF"/>
-          <w:sz w:val="28"/>
-          <w:szCs w:val="28"/>
-          <w:lang w:val="fr-FR"/>
-        </w:rPr>
-        <w:t xml:space="preserve">    </w:t>
+          <w:sz w:val="32"/>
+          <w:szCs w:val="32"/>
+          <w:lang w:val="fr-FR"/>
+        </w:rPr>
+        <w:t>Concepteur pédagogique</w:t>
       </w:r>
       <w:r>
         <w:rPr>
@@ -451,11 +452,23 @@
           <w:rFonts w:ascii="Roboto Condensed" w:eastAsia="Roboto Condensed" w:hAnsi="Roboto Condensed" w:cs="Roboto Condensed"/>
           <w:b/>
           <w:color w:val="17365D" w:themeColor="text2" w:themeShade="BF"/>
-          <w:sz w:val="30"/>
-          <w:szCs w:val="30"/>
-          <w:lang w:val="fr-FR"/>
-        </w:rPr>
-        <w:t xml:space="preserve">Concepteur pédagogique </w:t>
+          <w:sz w:val="32"/>
+          <w:szCs w:val="32"/>
+          <w:lang w:val="fr-FR"/>
+        </w:rPr>
+        <w:t xml:space="preserve"> multimédia</w:t>
+      </w:r>
+      <w:r>
+        <w:rPr>
+          <w:rStyle w:val="span"/>
+          <w:rFonts w:ascii="Roboto Condensed" w:eastAsia="Roboto Condensed" w:hAnsi="Roboto Condensed" w:cs="Roboto Condensed"/>
+          <w:b/>
+          <w:color w:val="17365D" w:themeColor="text2" w:themeShade="BF"/>
+          <w:sz w:val="32"/>
+          <w:szCs w:val="32"/>
+          <w:lang w:val="fr-FR"/>
+        </w:rPr>
+        <w:t xml:space="preserve"> </w:t>
       </w:r>
       <w:r>
         <w:rPr>
@@ -463,8 +476,8 @@
           <w:noProof/>
           <w:vanish/>
           <w:color w:val="000000"/>
-          <w:sz w:val="30"/>
-          <w:szCs w:val="30"/>
+          <w:sz w:val="32"/>
+          <w:szCs w:val="32"/>
           <w:lang w:val="fr-FR" w:eastAsia="fr-FR"/>
         </w:rPr>
         <mc:AlternateContent>
@@ -539,54 +552,15 @@
       </w:r>
       <w:r>
         <w:rPr>
-          <w:rStyle w:val="span"/>
-          <w:rFonts w:ascii="Roboto Condensed" w:eastAsia="Roboto Condensed" w:hAnsi="Roboto Condensed" w:cs="Roboto Condensed"/>
-          <w:b/>
-          <w:color w:val="17365D" w:themeColor="text2" w:themeShade="BF"/>
-          <w:sz w:val="30"/>
-          <w:szCs w:val="30"/>
-          <w:lang w:val="fr-FR"/>
-        </w:rPr>
-        <w:t>NUMERIQUE</w:t>
-      </w:r>
-      <w:r>
-        <w:rPr>
-          <w:rStyle w:val="documentrightcell"/>
-          <w:rFonts w:ascii="Roboto Condensed" w:eastAsia="Roboto Condensed" w:hAnsi="Roboto Condensed" w:cs="Roboto Condensed"/>
-          <w:color w:val="000000"/>
-          <w:sz w:val="30"/>
-          <w:szCs w:val="30"/>
-        </w:rPr>
-        <w:t> </w:t>
-      </w:r>
-    </w:p>
-    <w:p>
-      <w:pPr>
-        <w:pStyle w:val="documentright-boxlefttitleborder"/>
-        <w:pBdr>
-          <w:top w:val="single" w:sz="8" w:space="0" w:color="000000"/>
-        </w:pBdr>
-        <w:spacing w:before="300" w:line="100" w:lineRule="atLeast"/>
-        <w:ind w:left="2880" w:right="500"/>
-        <w:rPr>
-          <w:rStyle w:val="documentrightcell"/>
-          <w:rFonts w:ascii="Roboto Condensed" w:eastAsia="Roboto Condensed" w:hAnsi="Roboto Condensed" w:cs="Roboto Condensed"/>
-          <w:color w:val="000000"/>
-          <w:sz w:val="10"/>
-          <w:szCs w:val="10"/>
-          <w:lang w:val="it-IT"/>
-        </w:rPr>
-      </w:pPr>
-      <w:r>
-        <w:rPr>
-          <w:rStyle w:val="documentrightcell"/>
-          <w:rFonts w:ascii="Roboto Condensed" w:eastAsia="Roboto Condensed" w:hAnsi="Roboto Condensed" w:cs="Roboto Condensed"/>
-          <w:color w:val="000000"/>
-          <w:sz w:val="10"/>
-          <w:szCs w:val="10"/>
-          <w:lang w:val="it-IT"/>
-        </w:rPr>
-        <w:t> </w:t>
+          <w:rFonts w:ascii="Roboto Condensed" w:eastAsia="Roboto Condensed" w:hAnsi="Roboto Condensed" w:cs="Roboto Condensed"/>
+          <w:noProof/>
+          <w:vanish/>
+          <w:color w:val="000000"/>
+          <w:sz w:val="32"/>
+          <w:szCs w:val="32"/>
+          <w:lang w:val="fr-FR" w:eastAsia="fr-FR"/>
+        </w:rPr>
+        <w:t>MMmm</w:t>
       </w:r>
     </w:p>
     <w:p>
@@ -871,15 +845,15 @@
         <mc:AlternateContent>
           <mc:Choice Requires="wps">
             <w:drawing>
-              <wp:anchor distT="0" distB="0" distL="114300" distR="114300" simplePos="0" relativeHeight="251663360" behindDoc="0" locked="0" layoutInCell="1" allowOverlap="1" wp14:anchorId="63B33F1F" wp14:editId="53BEFC70">
+              <wp:anchor distT="0" distB="0" distL="114300" distR="114300" simplePos="0" relativeHeight="251663360" behindDoc="0" locked="0" layoutInCell="1" allowOverlap="1" wp14:anchorId="63B33F1F" wp14:editId="6191EA87">
                 <wp:simplePos x="0" y="0"/>
                 <wp:positionH relativeFrom="column">
-                  <wp:posOffset>209550</wp:posOffset>
+                  <wp:posOffset>95250</wp:posOffset>
                 </wp:positionH>
                 <wp:positionV relativeFrom="paragraph">
-                  <wp:posOffset>113665</wp:posOffset>
+                  <wp:posOffset>123190</wp:posOffset>
                 </wp:positionV>
-                <wp:extent cx="2743200" cy="8543925"/>
+                <wp:extent cx="2857500" cy="8543925"/>
                 <wp:effectExtent l="0" t="0" r="0" b="0"/>
                 <wp:wrapNone/>
                 <wp:docPr id="8" name="Zone de texte 8"/>
@@ -891,7 +865,7 @@
                       <wps:spPr>
                         <a:xfrm>
                           <a:off x="0" y="0"/>
-                          <a:ext cx="2743200" cy="8543925"/>
+                          <a:ext cx="2857500" cy="8543925"/>
                         </a:xfrm>
                         <a:prstGeom prst="rect">
                           <a:avLst/>
@@ -938,7 +912,29 @@
                                 <w:sz w:val="30"/>
                                 <w:szCs w:val="30"/>
                               </w:rPr>
-                              <w:t xml:space="preserve">             </w:t>
+                              <w:t xml:space="preserve">        </w:t>
+                            </w:r>
+                            <w:r>
+                              <w:rPr>
+                                <w:rStyle w:val="divdocumentdivsectiondivparagraphfirstparagraphparagraphpict"/>
+                                <w:rFonts w:ascii="Roboto Condensed" w:eastAsia="Roboto Condensed" w:hAnsi="Roboto Condensed" w:cs="Roboto Condensed"/>
+                                <w:b/>
+                                <w:color w:val="FFFFFF"/>
+                                <w:sz w:val="30"/>
+                                <w:szCs w:val="30"/>
+                              </w:rPr>
+                              <w:t xml:space="preserve"> </w:t>
+                            </w:r>
+                            <w:r>
+                              <w:rPr>
+                                <w:rStyle w:val="divdocumentdivsectiondivparagraphfirstparagraphparagraphpict"/>
+                                <w:rFonts w:ascii="Roboto Condensed" w:eastAsia="Roboto Condensed" w:hAnsi="Roboto Condensed" w:cs="Roboto Condensed"/>
+                                <w:b/>
+                                <w:color w:val="FFFFFF"/>
+                                <w:sz w:val="30"/>
+                                <w:szCs w:val="30"/>
+                              </w:rPr>
+                              <w:t xml:space="preserve">   </w:t>
                             </w:r>
                             <w:proofErr w:type="spellStart"/>
                             <w:r>
@@ -2508,7 +2504,11 @@
           </mc:Choice>
           <mc:Fallback>
             <w:pict>
-              <v:shape w14:anchorId="63B33F1F" id="Zone de texte 8" o:spid="_x0000_s1028" type="#_x0000_t202" style="position:absolute;left:0;text-align:left;margin-left:16.5pt;margin-top:8.95pt;width:3in;height:672.75pt;z-index:251663360;visibility:visible;mso-wrap-style:square;mso-width-percent:0;mso-height-percent:0;mso-wrap-distance-left:9pt;mso-wrap-distance-top:0;mso-wrap-distance-right:9pt;mso-wrap-distance-bottom:0;mso-position-horizontal:absolute;mso-position-horizontal-relative:text;mso-position-vertical:absolute;mso-position-vertical-relative:text;mso-width-percent:0;mso-height-percent:0;mso-width-relative:margin;mso-height-relative:margin;v-text-anchor:top" o:gfxdata="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" filled="f" stroked="f" strokeweight=".5pt">
+              <v:shapetype w14:anchorId="63B33F1F" id="_x0000_t202" coordsize="21600,21600" o:spt="202" path="m,l,21600r21600,l21600,xe">
+                <v:stroke joinstyle="miter"/>
+                <v:path gradientshapeok="t" o:connecttype="rect"/>
+              </v:shapetype>
+              <v:shape id="Zone de texte 8" o:spid="_x0000_s1028" type="#_x0000_t202" style="position:absolute;left:0;text-align:left;margin-left:7.5pt;margin-top:9.7pt;width:225pt;height:672.75pt;z-index:251663360;visibility:visible;mso-wrap-style:square;mso-width-percent:0;mso-height-percent:0;mso-wrap-distance-left:9pt;mso-wrap-distance-top:0;mso-wrap-distance-right:9pt;mso-wrap-distance-bottom:0;mso-position-horizontal:absolute;mso-position-horizontal-relative:text;mso-position-vertical:absolute;mso-position-vertical-relative:text;mso-width-percent:0;mso-height-percent:0;mso-width-relative:margin;mso-height-relative:margin;v-text-anchor:top" o:gfxdata="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" filled="f" stroked="f" strokeweight=".5pt">
                 <v:textbox>
                   <w:txbxContent>
                     <w:p>
@@ -2531,7 +2531,29 @@
                           <w:sz w:val="30"/>
                           <w:szCs w:val="30"/>
                         </w:rPr>
-                        <w:t xml:space="preserve">             </w:t>
+                        <w:t xml:space="preserve">        </w:t>
+                      </w:r>
+                      <w:r>
+                        <w:rPr>
+                          <w:rStyle w:val="divdocumentdivsectiondivparagraphfirstparagraphparagraphpict"/>
+                          <w:rFonts w:ascii="Roboto Condensed" w:eastAsia="Roboto Condensed" w:hAnsi="Roboto Condensed" w:cs="Roboto Condensed"/>
+                          <w:b/>
+                          <w:color w:val="FFFFFF"/>
+                          <w:sz w:val="30"/>
+                          <w:szCs w:val="30"/>
+                        </w:rPr>
+                        <w:t xml:space="preserve"> </w:t>
+                      </w:r>
+                      <w:r>
+                        <w:rPr>
+                          <w:rStyle w:val="divdocumentdivsectiondivparagraphfirstparagraphparagraphpict"/>
+                          <w:rFonts w:ascii="Roboto Condensed" w:eastAsia="Roboto Condensed" w:hAnsi="Roboto Condensed" w:cs="Roboto Condensed"/>
+                          <w:b/>
+                          <w:color w:val="FFFFFF"/>
+                          <w:sz w:val="30"/>
+                          <w:szCs w:val="30"/>
+                        </w:rPr>
+                        <w:t xml:space="preserve">   </w:t>
                       </w:r>
                       <w:proofErr w:type="spellStart"/>
                       <w:r>
@@ -2770,18 +2792,7 @@
                             <w:szCs w:val="20"/>
                             <w:lang w:val="it-IT"/>
                           </w:rPr>
-                          <w:t>Port</w:t>
-                        </w:r>
-                        <w:r>
-                          <w:rPr>
-                            <w:rStyle w:val="Lienhypertexte"/>
-                            <w:rFonts w:ascii="Roboto Condensed" w:eastAsia="Roboto Condensed" w:hAnsi="Roboto Condensed" w:cs="Roboto Condensed"/>
-                            <w:color w:val="FFFFFF" w:themeColor="background1"/>
-                            <w:sz w:val="20"/>
-                            <w:szCs w:val="20"/>
-                            <w:lang w:val="it-IT"/>
-                          </w:rPr>
-                          <w:t>folio</w:t>
+                          <w:t>Portfolio</w:t>
                         </w:r>
                       </w:hyperlink>
                     </w:p>
@@ -5095,8 +5106,6 @@
         </w:rPr>
         <w:t>09/2024 - 09/2025</w:t>
       </w:r>
-      <w:bookmarkStart w:id="0" w:name="_GoBack"/>
-      <w:bookmarkEnd w:id="0"/>
       <w:r>
         <w:rPr>
           <w:rStyle w:val="span"/>
